--- a/working_file.docx
+++ b/working_file.docx
@@ -19,6 +19,8 @@
           <w:docGrid w:linePitch="360"/>
         </w:sectPr>
       </w:pPr>
+      <w:bookmarkStart w:id="0" w:name="_Hlk209391498"/>
+      <w:bookmarkEnd w:id="0"/>
       <w:r>
         <w:rPr>
           <w:color w:val="000000" w:themeColor="text1"/>
@@ -545,6 +547,249 @@
           <w:color w:val="000000" w:themeColor="text1"/>
         </w:rPr>
         <w:t>Preprocessing</w:t>
+      </w:r>
+    </w:p>
+    <w:p>
+      <w:pPr>
+        <w:ind w:firstLine="288"/>
+        <w:jc w:val="both"/>
+        <w:rPr>
+          <w:color w:val="000000" w:themeColor="text1"/>
+        </w:rPr>
+      </w:pPr>
+      <w:r>
+        <w:rPr>
+          <w:color w:val="000000" w:themeColor="text1"/>
+        </w:rPr>
+        <w:t xml:space="preserve">The hackathon project data was collected from Devpost.com </w:t>
+      </w:r>
+      <w:r>
+        <w:rPr>
+          <w:color w:val="EE0000"/>
+        </w:rPr>
+        <w:t xml:space="preserve">[X]. </w:t>
+      </w:r>
+      <w:r>
+        <w:rPr>
+          <w:color w:val="000000" w:themeColor="text1"/>
+        </w:rPr>
+        <w:t>For this study, we selected a total of 50 hackathons, distributed evenly across five years (2020–2024), with 10 hackathons per year. The hackathons were randomly chosen from a pool of Major League Hacking (MLH) events</w:t>
+      </w:r>
+      <w:r>
+        <w:rPr>
+          <w:color w:val="000000" w:themeColor="text1"/>
+        </w:rPr>
+        <w:t xml:space="preserve"> </w:t>
+      </w:r>
+      <w:r>
+        <w:rPr>
+          <w:color w:val="EE0000"/>
+        </w:rPr>
+        <w:t>[X]</w:t>
+      </w:r>
+      <w:r>
+        <w:rPr>
+          <w:color w:val="EE0000"/>
+        </w:rPr>
+        <w:t xml:space="preserve"> </w:t>
+      </w:r>
+      <w:r>
+        <w:rPr>
+          <w:color w:val="000000" w:themeColor="text1"/>
+        </w:rPr>
+        <w:t>and other popular hackathons.</w:t>
+      </w:r>
+      <w:r>
+        <w:rPr>
+          <w:color w:val="000000" w:themeColor="text1"/>
+        </w:rPr>
+        <w:t xml:space="preserve"> A detailed workflow to gather the data is shown below in Figure 1.</w:t>
+      </w:r>
+    </w:p>
+    <w:p>
+      <w:pPr>
+        <w:keepNext/>
+        <w:jc w:val="both"/>
+      </w:pPr>
+      <w:r>
+        <w:rPr>
+          <w:noProof/>
+        </w:rPr>
+        <w:drawing>
+          <wp:inline distT="0" distB="0" distL="0" distR="0" wp14:anchorId="58EFDECE" wp14:editId="5D9D6766">
+            <wp:extent cx="3089910" cy="2659380"/>
+            <wp:effectExtent l="0" t="0" r="0" b="7620"/>
+            <wp:docPr id="1348061022" name="Picture 2" descr="A diagram of a project&#10;&#10;AI-generated content may be incorrect."/>
+            <wp:cNvGraphicFramePr>
+              <a:graphicFrameLocks xmlns:a="http://schemas.openxmlformats.org/drawingml/2006/main" noChangeAspect="1"/>
+            </wp:cNvGraphicFramePr>
+            <a:graphic xmlns:a="http://schemas.openxmlformats.org/drawingml/2006/main">
+              <a:graphicData uri="http://schemas.openxmlformats.org/drawingml/2006/picture">
+                <pic:pic xmlns:pic="http://schemas.openxmlformats.org/drawingml/2006/picture">
+                  <pic:nvPicPr>
+                    <pic:cNvPr id="1348061022" name="Picture 2" descr="A diagram of a project&#10;&#10;AI-generated content may be incorrect."/>
+                    <pic:cNvPicPr>
+                      <a:picLocks noChangeAspect="1" noChangeArrowheads="1"/>
+                    </pic:cNvPicPr>
+                  </pic:nvPicPr>
+                  <pic:blipFill>
+                    <a:blip r:embed="rId13">
+                      <a:extLst>
+                        <a:ext uri="{28A0092B-C50C-407E-A947-70E740481C1C}">
+                          <a14:useLocalDpi xmlns:a14="http://schemas.microsoft.com/office/drawing/2010/main" val="0"/>
+                        </a:ext>
+                      </a:extLst>
+                    </a:blip>
+                    <a:srcRect/>
+                    <a:stretch>
+                      <a:fillRect/>
+                    </a:stretch>
+                  </pic:blipFill>
+                  <pic:spPr bwMode="auto">
+                    <a:xfrm>
+                      <a:off x="0" y="0"/>
+                      <a:ext cx="3089910" cy="2659380"/>
+                    </a:xfrm>
+                    <a:prstGeom prst="rect">
+                      <a:avLst/>
+                    </a:prstGeom>
+                    <a:noFill/>
+                    <a:ln>
+                      <a:noFill/>
+                    </a:ln>
+                  </pic:spPr>
+                </pic:pic>
+              </a:graphicData>
+            </a:graphic>
+          </wp:inline>
+        </w:drawing>
+      </w:r>
+    </w:p>
+    <w:p>
+      <w:pPr>
+        <w:pStyle w:val="Caption"/>
+        <w:jc w:val="both"/>
+      </w:pPr>
+      <w:r>
+        <w:t xml:space="preserve">Figure </w:t>
+      </w:r>
+      <w:fldSimple w:instr=" SEQ Figure \* ARABIC ">
+        <w:r>
+          <w:rPr>
+            <w:noProof/>
+          </w:rPr>
+          <w:t>1</w:t>
+        </w:r>
+      </w:fldSimple>
+      <w:r>
+        <w:t xml:space="preserve">: </w:t>
+      </w:r>
+      <w:r>
+        <w:t xml:space="preserve">Workflow of Hackathon Data Collection and Organization. Data from </w:t>
+      </w:r>
+      <w:proofErr w:type="spellStart"/>
+      <w:r>
+        <w:t>Devpost</w:t>
+      </w:r>
+      <w:proofErr w:type="spellEnd"/>
+      <w:r>
+        <w:t xml:space="preserve"> is compiled into a master CSV, segmented into individual hackathon CSVs, detailed by project attributes, and finally </w:t>
+      </w:r>
+      <w:r>
+        <w:t>analyzed further to collect more insights.</w:t>
+      </w:r>
+    </w:p>
+    <w:p>
+      <w:pPr>
+        <w:ind w:firstLine="288"/>
+        <w:jc w:val="both"/>
+      </w:pPr>
+      <w:r>
+        <w:t xml:space="preserve">For data collection, we utilized </w:t>
+      </w:r>
+      <w:proofErr w:type="spellStart"/>
+      <w:r>
+        <w:t>BeautifulSoup</w:t>
+      </w:r>
+      <w:proofErr w:type="spellEnd"/>
+      <w:r>
+        <w:t xml:space="preserve"> </w:t>
+      </w:r>
+      <w:r>
+        <w:rPr>
+          <w:color w:val="EE0000"/>
+        </w:rPr>
+        <w:t>[X]</w:t>
+      </w:r>
+      <w:r>
+        <w:tab/>
+      </w:r>
+      <w:r>
+        <w:t xml:space="preserve">, a Python library designed for web scraping and content extraction. The workflow, summarized in Figure 1, began with the construction of a master CSV file containing the list of hackathons included in this study along with links to their respective project pages. From this index, we generated hackathon-specific CSV files, each capturing all submitted projects for the corresponding event. For every project entry, we extracted comprehensive metadata including the project </w:t>
+      </w:r>
+      <w:r>
+        <w:t>title, description, team composition, and external resources such as GitHub repositories, video demonstrations, and deployed applications. These features were systematically organized as columns within each hackathon dataset, thereby producing a structured and multimodal corpus suitable for subsequent analysis.</w:t>
+      </w:r>
+      <w:r>
+        <w:t xml:space="preserve"> </w:t>
+      </w:r>
+    </w:p>
+    <w:p>
+      <w:pPr>
+        <w:ind w:firstLine="288"/>
+        <w:jc w:val="both"/>
+      </w:pPr>
+    </w:p>
+    <w:p>
+      <w:pPr>
+        <w:ind w:firstLine="288"/>
+        <w:jc w:val="both"/>
+      </w:pPr>
+      <w:r>
+        <w:rPr>
+          <w:noProof/>
+        </w:rPr>
+        <w:drawing>
+          <wp:inline distT="0" distB="0" distL="0" distR="0" wp14:anchorId="3AD6793C" wp14:editId="2BEC498C">
+            <wp:extent cx="3089910" cy="1483360"/>
+            <wp:effectExtent l="0" t="0" r="0" b="2540"/>
+            <wp:docPr id="629277249" name="Picture 10" descr="A graph of numbers and a number of people&#10;&#10;AI-generated content may be incorrect."/>
+            <wp:cNvGraphicFramePr>
+              <a:graphicFrameLocks xmlns:a="http://schemas.openxmlformats.org/drawingml/2006/main" noChangeAspect="1"/>
+            </wp:cNvGraphicFramePr>
+            <a:graphic xmlns:a="http://schemas.openxmlformats.org/drawingml/2006/main">
+              <a:graphicData uri="http://schemas.openxmlformats.org/drawingml/2006/picture">
+                <pic:pic xmlns:pic="http://schemas.openxmlformats.org/drawingml/2006/picture">
+                  <pic:nvPicPr>
+                    <pic:cNvPr id="629277249" name="Picture 10" descr="A graph of numbers and a number of people&#10;&#10;AI-generated content may be incorrect."/>
+                    <pic:cNvPicPr/>
+                  </pic:nvPicPr>
+                  <pic:blipFill>
+                    <a:blip r:embed="rId14" cstate="print">
+                      <a:extLst>
+                        <a:ext uri="{28A0092B-C50C-407E-A947-70E740481C1C}">
+                          <a14:useLocalDpi xmlns:a14="http://schemas.microsoft.com/office/drawing/2010/main" val="0"/>
+                        </a:ext>
+                      </a:extLst>
+                    </a:blip>
+                    <a:stretch>
+                      <a:fillRect/>
+                    </a:stretch>
+                  </pic:blipFill>
+                  <pic:spPr>
+                    <a:xfrm>
+                      <a:off x="0" y="0"/>
+                      <a:ext cx="3089910" cy="1483360"/>
+                    </a:xfrm>
+                    <a:prstGeom prst="rect">
+                      <a:avLst/>
+                    </a:prstGeom>
+                  </pic:spPr>
+                </pic:pic>
+              </a:graphicData>
+            </a:graphic>
+          </wp:inline>
+        </w:drawing>
       </w:r>
     </w:p>
     <w:p>
@@ -2706,6 +2951,7 @@
   <w:style w:type="character" w:default="1" w:styleId="DefaultParagraphFont">
     <w:name w:val="Default Paragraph Font"/>
     <w:uiPriority w:val="1"/>
+    <w:semiHidden/>
     <w:unhideWhenUsed/>
   </w:style>
   <w:style w:type="table" w:default="1" w:styleId="TableNormal">
@@ -3370,6 +3616,27 @@
 </file>
 
 <file path=customXml/item1.xml><?xml version="1.0" encoding="utf-8"?>
+<?mso-contentType ?>
+<FormTemplates xmlns="http://schemas.microsoft.com/sharepoint/v3/contenttype/forms">
+  <Display>DocumentLibraryForm</Display>
+  <Edit>DocumentLibraryForm</Edit>
+  <New>DocumentLibraryForm</New>
+</FormTemplates>
+</file>
+
+<file path=customXml/item2.xml><?xml version="1.0" encoding="utf-8"?>
+<p:properties xmlns:p="http://schemas.microsoft.com/office/2006/metadata/properties" xmlns:xsi="http://www.w3.org/2001/XMLSchema-instance" xmlns:pc="http://schemas.microsoft.com/office/infopath/2007/PartnerControls">
+  <documentManagement>
+    <_activity xmlns="b165c3d4-1a51-465e-bd88-08f548fa4989" xsi:nil="true"/>
+  </documentManagement>
+</p:properties>
+</file>
+
+<file path=customXml/item3.xml><?xml version="1.0" encoding="utf-8"?>
+<b:Sources xmlns:b="http://schemas.openxmlformats.org/officeDocument/2006/bibliography" xmlns="http://schemas.openxmlformats.org/officeDocument/2006/bibliography" SelectedStyle="\APA.XSL" StyleName="APA"/>
+</file>
+
+<file path=customXml/item4.xml><?xml version="1.0" encoding="utf-8"?>
 <ct:contentTypeSchema xmlns:ct="http://schemas.microsoft.com/office/2006/metadata/contentType" xmlns:ma="http://schemas.microsoft.com/office/2006/metadata/properties/metaAttributes" ct:_="" ma:_="" ma:contentTypeName="Document" ma:contentTypeID="0x010100B07B9AB42A878E4A94BCF8A4265D25A6" ma:contentTypeVersion="15" ma:contentTypeDescription="Create a new document." ma:contentTypeScope="" ma:versionID="343a1e72120bba79ed43f8e39228207b">
   <xsd:schema xmlns:xsd="http://www.w3.org/2001/XMLSchema" xmlns:xs="http://www.w3.org/2001/XMLSchema" xmlns:p="http://schemas.microsoft.com/office/2006/metadata/properties" xmlns:ns3="b165c3d4-1a51-465e-bd88-08f548fa4989" xmlns:ns4="cd69f13e-77ff-4ae0-abe2-6ca9c0f9fdf3" targetNamespace="http://schemas.microsoft.com/office/2006/metadata/properties" ma:root="true" ma:fieldsID="ef857d36f9f30a6543238048bd8aa05a" ns3:_="" ns4:_="">
     <xsd:import namespace="b165c3d4-1a51-465e-bd88-08f548fa4989"/>
@@ -3602,28 +3869,33 @@
 </ct:contentTypeSchema>
 </file>
 
-<file path=customXml/item2.xml><?xml version="1.0" encoding="utf-8"?>
-<b:Sources xmlns:b="http://schemas.openxmlformats.org/officeDocument/2006/bibliography" xmlns="http://schemas.openxmlformats.org/officeDocument/2006/bibliography" SelectedStyle="\APA.XSL" StyleName="APA"/>
+<file path=customXml/itemProps1.xml><?xml version="1.0" encoding="utf-8"?>
+<ds:datastoreItem xmlns:ds="http://schemas.openxmlformats.org/officeDocument/2006/customXml" ds:itemID="{1EC086C1-0D33-47AF-82DE-4B2871C31853}">
+  <ds:schemaRefs>
+    <ds:schemaRef ds:uri="http://schemas.microsoft.com/sharepoint/v3/contenttype/forms"/>
+  </ds:schemaRefs>
+</ds:datastoreItem>
 </file>
 
-<file path=customXml/item3.xml><?xml version="1.0" encoding="utf-8"?>
-<p:properties xmlns:p="http://schemas.microsoft.com/office/2006/metadata/properties" xmlns:xsi="http://www.w3.org/2001/XMLSchema-instance" xmlns:pc="http://schemas.microsoft.com/office/infopath/2007/PartnerControls">
-  <documentManagement>
-    <_activity xmlns="b165c3d4-1a51-465e-bd88-08f548fa4989" xsi:nil="true"/>
-  </documentManagement>
-</p:properties>
+<file path=customXml/itemProps2.xml><?xml version="1.0" encoding="utf-8"?>
+<ds:datastoreItem xmlns:ds="http://schemas.openxmlformats.org/officeDocument/2006/customXml" ds:itemID="{ED06A7DA-4026-4E87-849F-E710913FA6E2}">
+  <ds:schemaRefs>
+    <ds:schemaRef ds:uri="http://schemas.microsoft.com/office/2006/metadata/properties"/>
+    <ds:schemaRef ds:uri="http://schemas.microsoft.com/office/infopath/2007/PartnerControls"/>
+    <ds:schemaRef ds:uri="b165c3d4-1a51-465e-bd88-08f548fa4989"/>
+  </ds:schemaRefs>
+</ds:datastoreItem>
 </file>
 
-<file path=customXml/item4.xml><?xml version="1.0" encoding="utf-8"?>
-<?mso-contentType ?>
-<FormTemplates xmlns="http://schemas.microsoft.com/sharepoint/v3/contenttype/forms">
-  <Display>DocumentLibraryForm</Display>
-  <Edit>DocumentLibraryForm</Edit>
-  <New>DocumentLibraryForm</New>
-</FormTemplates>
+<file path=customXml/itemProps3.xml><?xml version="1.0" encoding="utf-8"?>
+<ds:datastoreItem xmlns:ds="http://schemas.openxmlformats.org/officeDocument/2006/customXml" ds:itemID="{9E966C7F-158E-4883-86A6-4454069232BB}">
+  <ds:schemaRefs>
+    <ds:schemaRef ds:uri="http://schemas.openxmlformats.org/officeDocument/2006/bibliography"/>
+  </ds:schemaRefs>
+</ds:datastoreItem>
 </file>
 
-<file path=customXml/itemProps1.xml><?xml version="1.0" encoding="utf-8"?>
+<file path=customXml/itemProps4.xml><?xml version="1.0" encoding="utf-8"?>
 <ds:datastoreItem xmlns:ds="http://schemas.openxmlformats.org/officeDocument/2006/customXml" ds:itemID="{DE4A49CC-0084-4DE7-884C-FAB3F055BE35}">
   <ds:schemaRefs>
     <ds:schemaRef ds:uri="http://schemas.microsoft.com/office/2006/metadata/contentType"/>
@@ -3640,30 +3912,4 @@
     <ds:schemaRef ds:uri="http://schemas.microsoft.com/internal/obd"/>
   </ds:schemaRefs>
 </ds:datastoreItem>
-</file>
-
-<file path=customXml/itemProps2.xml><?xml version="1.0" encoding="utf-8"?>
-<ds:datastoreItem xmlns:ds="http://schemas.openxmlformats.org/officeDocument/2006/customXml" ds:itemID="{9E966C7F-158E-4883-86A6-4454069232BB}">
-  <ds:schemaRefs>
-    <ds:schemaRef ds:uri="http://schemas.openxmlformats.org/officeDocument/2006/bibliography"/>
-  </ds:schemaRefs>
-</ds:datastoreItem>
-</file>
-
-<file path=customXml/itemProps3.xml><?xml version="1.0" encoding="utf-8"?>
-<ds:datastoreItem xmlns:ds="http://schemas.openxmlformats.org/officeDocument/2006/customXml" ds:itemID="{ED06A7DA-4026-4E87-849F-E710913FA6E2}">
-  <ds:schemaRefs>
-    <ds:schemaRef ds:uri="http://schemas.microsoft.com/office/2006/metadata/properties"/>
-    <ds:schemaRef ds:uri="http://schemas.microsoft.com/office/infopath/2007/PartnerControls"/>
-    <ds:schemaRef ds:uri="b165c3d4-1a51-465e-bd88-08f548fa4989"/>
-  </ds:schemaRefs>
-</ds:datastoreItem>
-</file>
-
-<file path=customXml/itemProps4.xml><?xml version="1.0" encoding="utf-8"?>
-<ds:datastoreItem xmlns:ds="http://schemas.openxmlformats.org/officeDocument/2006/customXml" ds:itemID="{1EC086C1-0D33-47AF-82DE-4B2871C31853}">
-  <ds:schemaRefs>
-    <ds:schemaRef ds:uri="http://schemas.microsoft.com/sharepoint/v3/contenttype/forms"/>
-  </ds:schemaRefs>
-</ds:datastoreItem>
 </file>